--- a/wissen/download/studien-aktuell.docx
+++ b/wissen/download/studien-aktuell.docx
@@ -62,7 +62,7 @@
           <w:color w:val="666666"/>
           <w:sz w:val="18"/>
         </w:rPr>
-        <w:t>Stand: 05.10.2026  |  6 Studien  |  wissen.m-vf.de</w:t>
+        <w:t>Stand: 23.10.2026  |  6 Studien  |  wissen.m-vf.de</w:t>
       </w:r>
     </w:p>
     <w:p>
@@ -70,7 +70,7 @@
         <w:pStyle w:val="Heading1"/>
       </w:pPr>
       <w:r>
-        <w:t>Aufgenommen am 05.10.2026</w:t>
+        <w:t>Aufgenommen am 23.10.2026</w:t>
       </w:r>
     </w:p>
     <w:p>
@@ -78,7 +78,7 @@
         <w:pStyle w:val="Heading2"/>
       </w:pPr>
       <w:r>
-        <w:t>TALK-Debriefing-Methode verbessert Interprofessionalität und Patientensicherheit</w:t>
+        <w:t>Arbeitszeit, Karriere und Zufriedenheit: Ärzte in Deutschland</w:t>
       </w:r>
     </w:p>
     <w:p>
@@ -88,12 +88,12 @@
           <w:color w:val="666666"/>
           <w:sz w:val="18"/>
         </w:rPr>
-        <w:t>Targino JSO et al.  ·  J Eval Clin Pract  ·  Okt. 2026  ·  PMID 42829905</w:t>
+        <w:t>Carolina V et al.  ·  BMC Health Serv Res  ·  21.10.2026  ·  PMID 42908019</w:t>
       </w:r>
     </w:p>
     <w:p>
       <w:r>
-        <w:t>Qualitative Aktionsforschung mit 12 Gesundheitsfachpersonen untersuchte Auswirkungen der TALK-Debriefing-Methode auf interprofessionelle Kommunikation und Patientensicherheit in brasilianischer Sekundärversorgung.</w:t>
+        <w:t>Befragung von 898 deutschen Ärzten zu Arbeitszeitmodellen, Karrierechancen und Work-Life-Balance.</w:t>
       </w:r>
     </w:p>
     <w:p>
@@ -104,7 +104,7 @@
         <w:t xml:space="preserve">Ergebnis: </w:t>
       </w:r>
       <w:r>
-        <w:t>TALK-Methode funktionierte als strukturierendes Instrument für reflektive Praxis und reorganisierte interprofessionelle Interaktionen. Teilnehmer berichteten Verbesserungen in Kommunikation, Teamintegration und Versorgungsplanung sowie psychologisch sichere, nicht-punitives Umfeld. Barrieren: Zeitknappheit, Arbeitsbelastung, variable Engagement, begrenzte institutionelle Unterstützung.</w:t>
+        <w:t>56,8% arbeiteten Vollzeit, 52,8% der Teilzeitbeschäftigten waren zufriedener als 45,3% der Vollzeitbeschäftigten (p = 0,020). Klinikärzte hatten geringere Chancen auf Arbeitszeitzufriedenheit (aOR 0,33), Arbeitgeberunterstützung (aOR 0,24) und gleiche Karrierechancen (aOR 0,31); 58,2% fürchteten negative Karrierefolgen bei Stundenreduktion.</w:t>
       </w:r>
     </w:p>
     <w:p>
@@ -119,7 +119,7 @@
         <w:rPr>
           <w:sz w:val="19"/>
         </w:rPr>
-        <w:t>Qualitatives Design, systemunabhängige Fragestellung zu Kommunikation und Teamentwicklung</w:t>
+        <w:t>Deutsche Routinedaten, Ärzte aus allen Fachgruppen und Karrierestufen</w:t>
       </w:r>
     </w:p>
     <w:p>
@@ -128,7 +128,7 @@
           <w:color w:val="5A7D3A"/>
           <w:sz w:val="18"/>
         </w:rPr>
-        <w:t>https://pubmed.ncbi.nlm.nih.gov/42829905/</w:t>
+        <w:t>https://pubmed.ncbi.nlm.nih.gov/42908019/</w:t>
       </w:r>
     </w:p>
     <w:p>
@@ -136,7 +136,7 @@
         <w:pStyle w:val="Heading2"/>
       </w:pPr>
       <w:r>
-        <w:t>Ernährungsberatung reduziert Alkoholkonsum bei mild kognitiver Beeinträchtigung</w:t>
+        <w:t>Patientenfeedback zur Geburtshilfe: partizipativ entwickeltes Instrument</w:t>
       </w:r>
     </w:p>
     <w:p>
@@ -146,12 +146,12 @@
           <w:color w:val="666666"/>
           <w:sz w:val="18"/>
         </w:rPr>
-        <w:t>Scheuermann JS et al.  ·  BMC Public Health  ·  03.10.2026  ·  PMID 42829430</w:t>
+        <w:t>Gondwe MJ et al.  ·  BMC Health Serv Res  ·  24.07.2026  ·  PMID 42908016</w:t>
       </w:r>
     </w:p>
     <w:p>
       <w:r>
-        <w:t>Sekundäranalyse eines RCT untersuchte, ob Ernährungsberatung (WFPB oder DGE-Richtlinien) den Alkoholkonsum bei 189 Personen mit milder kognitiver Beeinträchtigung über 12 Monate reduziert.</w:t>
+        <w:t>Partizipative Co-Design-Studie zur Entwicklung eines Feedback-Tools für Geburtshilfeleistungen mit Stakeholdern in Malawi.</w:t>
       </w:r>
     </w:p>
     <w:p>
@@ -162,7 +162,7 @@
         <w:t xml:space="preserve">Ergebnis: </w:t>
       </w:r>
       <w:r>
-        <w:t>Beide Interventionen führten zu signifikanter Reduktion des Alkoholkonsums (Cohens d = 0,30 für WFPB; d = 0,39 für DGE). Frauen profitierten substanziell nur von DGE-Beratung (d = 0,33). Höherer Baseline-Alkoholkonsum, höheres Alter und bessere Adhärenz waren Prädiktoren für stärkere Reduktion.</w:t>
+        <w:t>87 Stakeholder in zwei Workshops erarbeiteten 7 Prioritätsbereiche und 27-32 Indikatoren für ante-, intra- und postpartale Versorgung. Durch iterative Konsensfindung aus ~300 Empfehlungen entstanden: respektvolle Versorgung, Kommunikation/Gesundheitserziehung, emotionale Unterstützung, Zugang und Kontinuität der Versorgung.</w:t>
       </w:r>
     </w:p>
     <w:p>
@@ -177,7 +177,7 @@
         <w:rPr>
           <w:sz w:val="19"/>
         </w:rPr>
-        <w:t>Deutsche RCT mit deutschen Interventionen (DGE-Richtlinien), Routine-Datenerfassung übertragbar</w:t>
+        <w:t>Qualitative Partizipationsstudie, systemunabhängig zur Qualitätssicherung</w:t>
       </w:r>
     </w:p>
     <w:p>
@@ -186,7 +186,7 @@
           <w:color w:val="5A7D3A"/>
           <w:sz w:val="18"/>
         </w:rPr>
-        <w:t>https://pubmed.ncbi.nlm.nih.gov/42829430/</w:t>
+        <w:t>https://pubmed.ncbi.nlm.nih.gov/42908016/</w:t>
       </w:r>
     </w:p>
     <w:p>
@@ -194,7 +194,7 @@
         <w:pStyle w:val="Heading2"/>
       </w:pPr>
       <w:r>
-        <w:t>Telehealth-Coaching für periphere arterielle Verschlusskrankheit kosteneffektiv unter günstigen Bedingungen</w:t>
+        <w:t>Shared Decision Making in der Behandlung von Morbus Crohn und Colitis</w:t>
       </w:r>
     </w:p>
     <w:p>
@@ -204,12 +204,12 @@
           <w:color w:val="666666"/>
           <w:sz w:val="18"/>
         </w:rPr>
-        <w:t>Heider D et al.  ·  Am J Prev Cardiol  ·  14.07.2026  ·  PMID 42828241</w:t>
+        <w:t>Schoefs E et al.  ·  BMC Health Serv Res  ·  05.10.2026  ·  PMID 42907825</w:t>
       </w:r>
     </w:p>
     <w:p>
       <w:r>
-        <w:t>Kosteneffektivitätsanalyse eines 12-Monatigen Telehealth-Coaching- und Remote-Monitoring-Programms (TeGeCoach) für 394 PAD-Patienten basierend auf Krankenkassendaten und Fragebögen.</w:t>
+        <w:t>Qualitative Befragung von 15 IBD-Patienten, 11 Gastroenterologen und 12 IBD-Krankenschwestern in Belgien zu Implementierung von Shared Decision Making.</w:t>
       </w:r>
     </w:p>
     <w:p>
@@ -220,7 +220,7 @@
         <w:t xml:space="preserve">Ergebnis: </w:t>
       </w:r>
       <w:r>
-        <w:t>Bei WTP-Schwellenwert von 50.000 Euro: ITT 30% Wahrscheinlichkeit kosteneffektiv; mITT 79%; PP 95%. Interventionskosten 672 Euro. Unter PP-Analyse kosteneffektiv, aber ITT-Szenario nicht. Anpassung der Implementierung notwendig.</w:t>
+        <w:t>Gastroenterologen berichten routinemäßige SDM-Integration, Patienten beschreiben Inkonsistenzen, besonders bei emotionaler Unterstützung und Präferenzenfeststellung. IBD-Krankenschwestern als wesentliche Partner identifiziert. Hauptbarrieren: niedrige Gesundheitskompetenz, schlechte Kommunikation, Zeitmangel. Schlüsselfaktoren: SDM-Schulung und Organisationsveränderungen.</w:t>
       </w:r>
     </w:p>
     <w:p>
@@ -235,7 +235,7 @@
         <w:rPr>
           <w:sz w:val="19"/>
         </w:rPr>
-        <w:t>Deutsche Krankenversicherungsdaten, praktische Implementierungsfrage für deutsche Versorgung</w:t>
+        <w:t>Belgien, vergleichbares Sozialversicherungssystem (Niederlande, Schweiz)</w:t>
       </w:r>
     </w:p>
     <w:p>
@@ -244,7 +244,7 @@
           <w:color w:val="5A7D3A"/>
           <w:sz w:val="18"/>
         </w:rPr>
-        <w:t>https://pubmed.ncbi.nlm.nih.gov/42828241/</w:t>
+        <w:t>https://pubmed.ncbi.nlm.nih.gov/42907825/</w:t>
       </w:r>
     </w:p>
     <w:p>
@@ -252,7 +252,7 @@
         <w:pStyle w:val="Heading2"/>
       </w:pPr>
       <w:r>
-        <w:t>Wiederholte pulmonale Rehabilitation bei COPD bleibt wirksam trotz kleinerer Gewinne</w:t>
+        <w:t>Personalfluktuation in Gesundheitsbehörden: Einflussfaktoren</w:t>
       </w:r>
     </w:p>
     <w:p>
@@ -262,12 +262,12 @@
           <w:color w:val="666666"/>
           <w:sz w:val="18"/>
         </w:rPr>
-        <w:t>Mohammed J et al.  ·  Can J Respir Ther  ·  30.09.2026  ·  PMID 42828082</w:t>
+        <w:t>Mohammed FZ et al.  ·  BMC Health Serv Res  ·  25.07.2026  ·  PMID 42907823</w:t>
       </w:r>
     </w:p>
     <w:p>
       <w:r>
-        <w:t>Retrospektive Analyse von 429 COPD-Patienten, die zwei Rehabilitationsprogramme (PR1 und PR2) an Ciro (Niederlande) zwischen 2005 und 2022 absolvierten.</w:t>
+        <w:t>Cross-sectional-Studie zu Kündigungsabsichten bei 418 Mitarbeitern regionaler und städtischer Gesundheitsbehörden in Äthiopien.</w:t>
       </w:r>
     </w:p>
     <w:p>
@@ -278,7 +278,7 @@
         <w:t xml:space="preserve">Ergebnis: </w:t>
       </w:r>
       <w:r>
-        <w:t>Nach PR1 und PR2 signifikante Verbesserungen: 6MWD (PR1: 37,0 m [29,2–44,8]; PR2: 27,0 m [19,2–34,8]), Quadrizeps-Kraft (PR1: 10,4 Nm; PR2: 8,6 Nm), CAT, SGRQ, HADS und COPM. Gewinne nach PR2 kleiner, aber klinisch bedeutsam. Alle Outcomes zwischen PR1 und PR2 signifikant rückläufig.</w:t>
+        <w:t>55,5% hatten Kündigungsabsicht. Assoziiert: &lt;2 Familienmitglieder (AOR 6,077), Arbeit außerhalb Familienresidenz (AOR 3,241), Trennung von Ehepartner/Kindern (AOR 2,040), Unzufriedenheit mit Gehalt (AOR 7,021) oder Organisation (AOR 2,705). Protektiver Faktor: unzureichende Schulinfrastruktur (AOR 0,411).</w:t>
       </w:r>
     </w:p>
     <w:p>
@@ -293,7 +293,7 @@
         <w:rPr>
           <w:sz w:val="19"/>
         </w:rPr>
-        <w:t>Niederländisches spezialisiertes Rehabilitationszentrum, vergleichbares System, Ergebnisse übertragbar</w:t>
+        <w:t>Äthiopien, aber Fragestellung zu Personalmanagement systemunabhängig relevant</w:t>
       </w:r>
     </w:p>
     <w:p>
@@ -302,7 +302,7 @@
           <w:color w:val="5A7D3A"/>
           <w:sz w:val="18"/>
         </w:rPr>
-        <w:t>https://pubmed.ncbi.nlm.nih.gov/42828082/</w:t>
+        <w:t>https://pubmed.ncbi.nlm.nih.gov/42907823/</w:t>
       </w:r>
     </w:p>
     <w:p>
@@ -310,7 +310,7 @@
         <w:pStyle w:val="Heading2"/>
       </w:pPr>
       <w:r>
-        <w:t>Theory of Mind: kognitives Endophänotyp bei juveniler myoklonischer Epilepsie?</w:t>
+        <w:t>Schmerzbehandlung und Angstabbau bei Kindern in der Notaufnahme</w:t>
       </w:r>
     </w:p>
     <w:p>
@@ -320,12 +320,12 @@
           <w:color w:val="666666"/>
           <w:sz w:val="18"/>
         </w:rPr>
-        <w:t>Crespo-Pimentel B et al.  ·  Epilepsia  ·  01.10.2026  ·  PMID 42821310</w:t>
+        <w:t>Kappel RKK et al.  ·  Dan Med J  ·  24.09.2026  ·  PMID 42902749</w:t>
       </w:r>
     </w:p>
     <w:p>
       <w:r>
-        <w:t>Prospektive Querschnittsstudie mit 52 Patienten mit juveniler myoklonischer Epilepsie (JME), 13 nicht-betroffenen Geschwistern und 64 gesunden Kontrollen untersuchte soziale Kognition als mögliches Endophänotyp.</w:t>
+        <w:t>Prospektive Studie zur Schmerzlinderung bei 184 verletzten Kindern in dänischer Notaufnahme.</w:t>
       </w:r>
     </w:p>
     <w:p>
@@ -336,7 +336,7 @@
         <w:t xml:space="preserve">Ergebnis: </w:t>
       </w:r>
       <w:r>
-        <w:t>JME-Patienten zeigten reduzierte Leistung bei Aufgaben zu Mentalisieren über Überzeugungen (Faux Pas Test, Reading Mind in the Eyes). Geschwister unterschieden sich nicht signifikant von JME-Patienten oder Kontrollen. Selektive Beeinträchtigung des Mentalisierens über Überzeugungen in JME, aber keine Evidenz für Endophänotyp-Rolle in dieser Stichprobe.</w:t>
+        <w:t>50% (92/184; 95% KI 43-57%) erhielten adequate Schmerzlinderung. Nicht-pharmakologische Maßnahmen selten eingesetzt (57% ≤5 Jahre, 97% &gt;5 Jahre). Pädiatrischer Anästhesist-Konsultation in nur 1,7% (n=3) genutzt. Unerwünschte Arzneimittelwirkungen bei 16,2% (6/37 medikamentös behandelt).</w:t>
       </w:r>
     </w:p>
     <w:p>
@@ -351,7 +351,7 @@
         <w:rPr>
           <w:sz w:val="19"/>
         </w:rPr>
-        <w:t>Österreich-basierte Studie, systemunabhängige neuropsychologische Fragestellung</w:t>
+        <w:t>Dänemark, Nordeuropa, steuerfinanziert, aber Fragestellung zu Patientensicherheit systemunabhängig</w:t>
       </w:r>
     </w:p>
     <w:p>
@@ -360,7 +360,7 @@
           <w:color w:val="5A7D3A"/>
           <w:sz w:val="18"/>
         </w:rPr>
-        <w:t>https://pubmed.ncbi.nlm.nih.gov/42821310/</w:t>
+        <w:t>https://pubmed.ncbi.nlm.nih.gov/42902749/</w:t>
       </w:r>
     </w:p>
     <w:p>
@@ -368,7 +368,7 @@
         <w:pStyle w:val="Heading2"/>
       </w:pPr>
       <w:r>
-        <w:t>Schlechte Adhärenz zu evidenzbasierter kardiovaskulärer Prävention bei schweren psychischen Erkrankungen in Norwegen</w:t>
+        <w:t>Krebsversorgung in Deutschland: Inzidenz und Inanspruchnahme 2003-2016</w:t>
       </w:r>
     </w:p>
     <w:p>
@@ -378,12 +378,12 @@
           <w:color w:val="666666"/>
           <w:sz w:val="18"/>
         </w:rPr>
-        <w:t>Larsen S et al.  ·  Nord J Psychiatry  ·  30.09.2026  ·  PMID 42813764</w:t>
+        <w:t>Nowossadeck E et al.  ·  BMC Health Serv Res  ·  14.10.2026  ·  PMID 42902261</w:t>
       </w:r>
     </w:p>
     <w:p>
       <w:r>
-        <w:t>Multizenter-Studie mit 230 Patienten (Schizophrenie/bipolare Störung oder Antipsychotika-Nutzer) untersuchte Adhärenz zu evidenzbasierter kardiovaskulärer Prävention mittels Fidelity Scale.</w:t>
+        <w:t>Analyse von deutschen Krebsregisterdaten und Versorgungsstatistiken zu Hospitalisierung und Rehabilitation (2003-2016).</w:t>
       </w:r>
     </w:p>
     <w:p>
@@ -394,7 +394,7 @@
         <w:t xml:space="preserve">Ergebnis: </w:t>
       </w:r>
       <w:r>
-        <w:t>Seiten zeigten geringe Fidelity-Scores (höher bei Richtlinien als bei Praktiken). Alle Risikofaktoren hochprevalent: tägliches Rauchen/Schnuff 58,1%. Zwischen Fidelity und Patientenergebnissen keine signifikanten Assoziationen nach Adjustierung. Spezialistische Versorgungsanbieter zeigten niedrige Adhärenz zu evidenzbasierter kardiovaskulärer Risikomanagement-Praxis.</w:t>
+        <w:t>Krebsinzidenz 2003-2016: +9,6% Frauen, +7,0% Männer. Stationäre Fälle: -0,4% Frauen, +4,5% Männer. 2016: 2,46 stationäre Fälle pro Krebsneufall (Frauen), 2,72 (Männer). Rehabilitation pro 100 1-Jahr-Überlebende: Frauen 2003-2016 von 59,2 auf 57,2 gesunken, Männer von 50,8 auf 46,9.</w:t>
       </w:r>
     </w:p>
     <w:p>
@@ -409,7 +409,7 @@
         <w:rPr>
           <w:sz w:val="19"/>
         </w:rPr>
-        <w:t>Norwegische spezialisierte psychische Gesundheitsversorgung, vergleichbar mit deutschem System</w:t>
+        <w:t>Deutsche Routinedaten, Krebsregister und statistische Bundesämter</w:t>
       </w:r>
     </w:p>
     <w:p>
@@ -418,7 +418,7 @@
           <w:color w:val="5A7D3A"/>
           <w:sz w:val="18"/>
         </w:rPr>
-        <w:t>https://pubmed.ncbi.nlm.nih.gov/42813764/</w:t>
+        <w:t>https://pubmed.ncbi.nlm.nih.gov/42902261/</w:t>
       </w:r>
     </w:p>
     <w:sectPr>

--- a/wissen/download/studien-aktuell.docx
+++ b/wissen/download/studien-aktuell.docx
@@ -62,7 +62,7 @@
           <w:color w:val="666666"/>
           <w:sz w:val="18"/>
         </w:rPr>
-        <w:t>Stand: 23.10.2026  |  6 Studien  |  wissen.m-vf.de</w:t>
+        <w:t>Stand: 24.10.2026  |  6 Studien  |  wissen.m-vf.de</w:t>
       </w:r>
     </w:p>
     <w:p>
@@ -70,7 +70,7 @@
         <w:pStyle w:val="Heading1"/>
       </w:pPr>
       <w:r>
-        <w:t>Aufgenommen am 23.10.2026</w:t>
+        <w:t>Aufgenommen am 24.10.2026</w:t>
       </w:r>
     </w:p>
     <w:p>
@@ -78,7 +78,7 @@
         <w:pStyle w:val="Heading2"/>
       </w:pPr>
       <w:r>
-        <w:t>Arbeitszeit, Karriere und Zufriedenheit: Ärzte in Deutschland</w:t>
+        <w:t>Resilienzfaktoren bei Altenpflegekräften: Mixed-Methods-Studie</w:t>
       </w:r>
     </w:p>
     <w:p>
@@ -88,12 +88,12 @@
           <w:color w:val="666666"/>
           <w:sz w:val="18"/>
         </w:rPr>
-        <w:t>Carolina V et al.  ·  BMC Health Serv Res  ·  21.10.2026  ·  PMID 42908019</w:t>
+        <w:t>Cantarelli P et al.  ·  BMC Health Serv Res  ·  27.07.2026  ·  PMID 42919231</w:t>
       </w:r>
     </w:p>
     <w:p>
       <w:r>
-        <w:t>Befragung von 898 deutschen Ärzten zu Arbeitszeitmodellen, Karrierechancen und Work-Life-Balance.</w:t>
+        <w:t>Die Studie untersuchte persönliche und organisationale Prädiktoren von Resilienz bei Fachkräften in stationären Altenpflegeeinrichtungen in Italien durch eine Querschnittsbefragung (n=231) und vier Fokusgruppen.</w:t>
       </w:r>
     </w:p>
     <w:p>
@@ -104,7 +104,7 @@
         <w:t xml:space="preserve">Ergebnis: </w:t>
       </w:r>
       <w:r>
-        <w:t>56,8% arbeiteten Vollzeit, 52,8% der Teilzeitbeschäftigten waren zufriedener als 45,3% der Vollzeitbeschäftigten (p = 0,020). Klinikärzte hatten geringere Chancen auf Arbeitszeitzufriedenheit (aOR 0,33), Arbeitgeberunterstützung (aOR 0,24) und gleiche Karrierechancen (aOR 0,31); 58,2% fürchteten negative Karrierefolgen bei Stundenreduktion.</w:t>
+        <w:t>Psychisches Wohlbefinden war der stärkste Prädiktor für individuelle Resilienz (multivariate Analyse), gefolgt von organisationaler Resilienzkapazität. Burnout, Kündigungsabsicht und Selbstbeurteilung der Gesundheit zeigten keine signifikanten Assoziationen mit Resilienz. Qualitative Befunde: Beziehungssinn in der Pflege als Schlüsselquelle für psychologische Belohnung, Teamwork und organisationale Unterstützung als zentral für Resilienz.</w:t>
       </w:r>
     </w:p>
     <w:p>
@@ -119,7 +119,7 @@
         <w:rPr>
           <w:sz w:val="19"/>
         </w:rPr>
-        <w:t>Deutsche Routinedaten, Ärzte aus allen Fachgruppen und Karrierestufen</w:t>
+        <w:t>Italien, aber ähnliche Struktur stationärer Altenpflege wie Deutschland</w:t>
       </w:r>
     </w:p>
     <w:p>
@@ -128,7 +128,7 @@
           <w:color w:val="5A7D3A"/>
           <w:sz w:val="18"/>
         </w:rPr>
-        <w:t>https://pubmed.ncbi.nlm.nih.gov/42908019/</w:t>
+        <w:t>https://pubmed.ncbi.nlm.nih.gov/42919231/</w:t>
       </w:r>
     </w:p>
     <w:p>
@@ -136,7 +136,7 @@
         <w:pStyle w:val="Heading2"/>
       </w:pPr>
       <w:r>
-        <w:t>Patientenfeedback zur Geburtshilfe: partizipativ entwickeltes Instrument</w:t>
+        <w:t>Chatbot zur Telemedizin-Unterstützung bei Diabetes: Mixed-Methods-Studie</w:t>
       </w:r>
     </w:p>
     <w:p>
@@ -146,12 +146,12 @@
           <w:color w:val="666666"/>
           <w:sz w:val="18"/>
         </w:rPr>
-        <w:t>Gondwe MJ et al.  ·  BMC Health Serv Res  ·  24.07.2026  ·  PMID 42908016</w:t>
+        <w:t>Ong RHS et al.  ·  J Med Internet Res  ·  23.10.2026  ·  PMID 42913398</w:t>
       </w:r>
     </w:p>
     <w:p>
       <w:r>
-        <w:t>Partizipative Co-Design-Studie zur Entwicklung eines Feedback-Tools für Geburtshilfeleistungen mit Stakeholdern in Malawi.</w:t>
+        <w:t>Embedded Mixed-Methods-Evaluierung eines klinisch-protokollgestützten Chatbots (Siu Dai) zur Unterstützung von Telecare-Fachkräften und Diabetespatienten (n=14: 7 Patienten, 7 Fachkräfte).</w:t>
       </w:r>
     </w:p>
     <w:p>
@@ -162,7 +162,7 @@
         <w:t xml:space="preserve">Ergebnis: </w:t>
       </w:r>
       <w:r>
-        <w:t>87 Stakeholder in zwei Workshops erarbeiteten 7 Prioritätsbereiche und 27-32 Indikatoren für ante-, intra- und postpartale Versorgung. Durch iterative Konsensfindung aus ~300 Empfehlungen entstanden: respektvolle Versorgung, Kommunikation/Gesundheitserziehung, emotionale Unterstützung, Zugang und Kontinuität der Versorgung.</w:t>
+        <w:t>Patienten: hohe Engagement (79% abgeschlossener Sessions, Median 2:58 Min), hohe Zufriedenheit (86% würden empfehlen). Fachkräfte zurückhaltender (43% befürworten universelle Ausrollung). System Usability Scale 60,3±9,6 (akzeptabel). Qualitativ fünf Themen: Usability, Prozessintegration, Akzeptanzfaktoren, wahrgenommene Effizienz, Verbesserungsvorschläge. Barrieren: fehlende EMR-Integration, Inhaltredundanz.</w:t>
       </w:r>
     </w:p>
     <w:p>
@@ -177,7 +177,7 @@
         <w:rPr>
           <w:sz w:val="19"/>
         </w:rPr>
-        <w:t>Qualitative Partizipationsstudie, systemunabhängig zur Qualitätssicherung</w:t>
+        <w:t>Singapur-Daten; telemedizinische Prozesse aber systemunabhängig relevant</w:t>
       </w:r>
     </w:p>
     <w:p>
@@ -186,7 +186,7 @@
           <w:color w:val="5A7D3A"/>
           <w:sz w:val="18"/>
         </w:rPr>
-        <w:t>https://pubmed.ncbi.nlm.nih.gov/42908016/</w:t>
+        <w:t>https://pubmed.ncbi.nlm.nih.gov/42913398/</w:t>
       </w:r>
     </w:p>
     <w:p>
@@ -194,7 +194,7 @@
         <w:pStyle w:val="Heading2"/>
       </w:pPr>
       <w:r>
-        <w:t>Shared Decision Making in der Behandlung von Morbus Crohn und Colitis</w:t>
+        <w:t>PrEP-Adoption bei Sexarbeiterinnen in Äthiopien: Einflussfaktoren</w:t>
       </w:r>
     </w:p>
     <w:p>
@@ -204,12 +204,12 @@
           <w:color w:val="666666"/>
           <w:sz w:val="18"/>
         </w:rPr>
-        <w:t>Schoefs E et al.  ·  BMC Health Serv Res  ·  05.10.2026  ·  PMID 42907825</w:t>
+        <w:t>Lema M et al.  ·  BMC Health Serv Res  ·  25.07.2026  ·  PMID 42908021</w:t>
       </w:r>
     </w:p>
     <w:p>
       <w:r>
-        <w:t>Qualitative Befragung von 15 IBD-Patienten, 11 Gastroenterologen und 12 IBD-Krankenschwestern in Belgien zu Implementierung von Shared Decision Making.</w:t>
+        <w:t>Querschnittsstudie mit 422 HIV-negativen Sexarbeiterinnen zur Untersuchung von Faktoren, die PrEP-Adoption beeinflussen.</w:t>
       </w:r>
     </w:p>
     <w:p>
@@ -220,7 +220,7 @@
         <w:t xml:space="preserve">Ergebnis: </w:t>
       </w:r>
       <w:r>
-        <w:t>Gastroenterologen berichten routinemäßige SDM-Integration, Patienten beschreiben Inkonsistenzen, besonders bei emotionaler Unterstützung und Präferenzenfeststellung. IBD-Krankenschwestern als wesentliche Partner identifiziert. Hauptbarrieren: niedrige Gesundheitskompetenz, schlechte Kommunikation, Zeitmangel. Schlüsselfaktoren: SDM-Schulung und Organisationsveränderungen.</w:t>
+        <w:t>PrEP-Uptake 43,3% (95%-KI 38,6–48,1%). Signifikant assoziiert mit PrEP-Nutzung: Alter &gt;24 Jahre (AOR 2,03), PrEP-Bewusstsein (AOR 2,53), HIV-Risikoperzeption (AOR 1,89), flexible Arbeitszeiten (AOR 2,89). Keine signifikanten Assoziationen mit Substanzabhängigkeit, Kondomnutzung oder religiösen Überzeugungen.</w:t>
       </w:r>
     </w:p>
     <w:p>
@@ -235,7 +235,7 @@
         <w:rPr>
           <w:sz w:val="19"/>
         </w:rPr>
-        <w:t>Belgien, vergleichbares Sozialversicherungssystem (Niederlande, Schweiz)</w:t>
+        <w:t>Begrenzt: Subsahara-Afrika, anderes Gesundheitssystem, Frage aber systemunabhängig</w:t>
       </w:r>
     </w:p>
     <w:p>
@@ -244,7 +244,7 @@
           <w:color w:val="5A7D3A"/>
           <w:sz w:val="18"/>
         </w:rPr>
-        <w:t>https://pubmed.ncbi.nlm.nih.gov/42907825/</w:t>
+        <w:t>https://pubmed.ncbi.nlm.nih.gov/42908021/</w:t>
       </w:r>
     </w:p>
     <w:p>
@@ -252,7 +252,7 @@
         <w:pStyle w:val="Heading2"/>
       </w:pPr>
       <w:r>
-        <w:t>Personalfluktuation in Gesundheitsbehörden: Einflussfaktoren</w:t>
+        <w:t>Apothekengestützte Kontinenzversorgung (PRIME): Co-Production-Studie</w:t>
       </w:r>
     </w:p>
     <w:p>
@@ -262,12 +262,12 @@
           <w:color w:val="666666"/>
           <w:sz w:val="18"/>
         </w:rPr>
-        <w:t>Mohammed FZ et al.  ·  BMC Health Serv Res  ·  25.07.2026  ·  PMID 42907823</w:t>
+        <w:t>Cotterill N et al.  ·  BMC Health Serv Res  ·  24.07.2026  ·  PMID 42907888</w:t>
       </w:r>
     </w:p>
     <w:p>
       <w:r>
-        <w:t>Cross-sectional-Studie zu Kündigungsabsichten bei 418 Mitarbeitern regionaler und städtischer Gesundheitsbehörden in Äthiopien.</w:t>
+        <w:t>UK-Online-Umfrage mit 29 Apothekern und zwei Workshops mit 16 Stakeholdern (Apotheker, Fachkräfte, Patienten, Kommissare) zur Entwicklung einer Servicespezifikation für Blasen- und Darmgesundheit.</w:t>
       </w:r>
     </w:p>
     <w:p>
@@ -278,7 +278,7 @@
         <w:t xml:space="preserve">Ergebnis: </w:t>
       </w:r>
       <w:r>
-        <w:t>55,5% hatten Kündigungsabsicht. Assoziiert: &lt;2 Familienmitglieder (AOR 6,077), Arbeit außerhalb Familienresidenz (AOR 3,241), Trennung von Ehepartner/Kindern (AOR 2,040), Unzufriedenheit mit Gehalt (AOR 7,021) oder Organisation (AOR 2,705). Protektiver Faktor: unzureichende Schulinfrastruktur (AOR 0,411).</w:t>
+        <w:t>Umfrage: Apotheken bieten einige Lebensstiländerungsberatung an, substanzielles Ausbaupotenzial erkannt. Workshops entwickelten dreistufige PBBS-Servicespezifikation: Tier 1 (Aufklärung, Signposting), Tier 2 (Bewertung, Selbsthilferatschläge), Tier 3 (spezialisierte Behandlung). Kritische Anforderungen: Informationsaustausch, Schulung, Vergütung.</w:t>
       </w:r>
     </w:p>
     <w:p>
@@ -293,7 +293,7 @@
         <w:rPr>
           <w:sz w:val="19"/>
         </w:rPr>
-        <w:t>Äthiopien, aber Fragestellung zu Personalmanagement systemunabhängig relevant</w:t>
+        <w:t>UK-Studie, aber Apotheken-Versorgungsforschung auf Primärversorgung übertragbar</w:t>
       </w:r>
     </w:p>
     <w:p>
@@ -302,7 +302,7 @@
           <w:color w:val="5A7D3A"/>
           <w:sz w:val="18"/>
         </w:rPr>
-        <w:t>https://pubmed.ncbi.nlm.nih.gov/42907823/</w:t>
+        <w:t>https://pubmed.ncbi.nlm.nih.gov/42907888/</w:t>
       </w:r>
     </w:p>
     <w:p>
@@ -310,7 +310,7 @@
         <w:pStyle w:val="Heading2"/>
       </w:pPr>
       <w:r>
-        <w:t>Schmerzbehandlung und Angstabbau bei Kindern in der Notaufnahme</w:t>
+        <w:t>Rolle von Gemeindegesundheitshelfern in Delhi: qualitative Erfahrungen</w:t>
       </w:r>
     </w:p>
     <w:p>
@@ -320,12 +320,12 @@
           <w:color w:val="666666"/>
           <w:sz w:val="18"/>
         </w:rPr>
-        <w:t>Kappel RKK et al.  ·  Dan Med J  ·  24.09.2026  ·  PMID 42902749</w:t>
+        <w:t>Steenbeek A et al.  ·  BMC Health Serv Res  ·  27.07.2026  ·  PMID 42907877</w:t>
       </w:r>
     </w:p>
     <w:p>
       <w:r>
-        <w:t>Prospektive Studie zur Schmerzlinderung bei 184 verletzten Kindern in dänischer Notaufnahme.</w:t>
+        <w:t>Qualitative Deskriptivanalyse mit 12 Gemeindegesundheitshelfern, 5 Gemeindemitgliedern und 4 Gemeindeleitern in Delhi während und nach COVID-19 (März–Mai 2025).</w:t>
       </w:r>
     </w:p>
     <w:p>
@@ -336,7 +336,7 @@
         <w:t xml:space="preserve">Ergebnis: </w:t>
       </w:r>
       <w:r>
-        <w:t>50% (92/184; 95% KI 43-57%) erhielten adequate Schmerzlinderung. Nicht-pharmakologische Maßnahmen selten eingesetzt (57% ≤5 Jahre, 97% &gt;5 Jahre). Pädiatrischer Anästhesist-Konsultation in nur 1,7% (n=3) genutzt. Unerwünschte Arzneimittelwirkungen bei 16,2% (6/37 medikamentös behandelt).</w:t>
+        <w:t>Drei Kategorien aus Angebots-Sicht: Vertrauen und Respekt, professionelle Werte, Normen/Kultur/Familie. Eine Kategorie aus Nachfrage-Sicht: Gemeinschaftsbedarf. COVID-19-Auswirkungen und Bedenken zur Versorgungsqualität über alle Domänen evident. Wichtigste Befunde: Notwendigkeit von Forschung zu soziokulturellen Einflüssen, Anreiz-Nachhaltigkeit und digitalen Technologien.</w:t>
       </w:r>
     </w:p>
     <w:p>
@@ -351,7 +351,7 @@
         <w:rPr>
           <w:sz w:val="19"/>
         </w:rPr>
-        <w:t>Dänemark, Nordeuropa, steuerfinanziert, aber Fragestellung zu Patientensicherheit systemunabhängig</w:t>
+        <w:t>Indien; qualitative Einsichten zu CHW-Rollen aber teilweise übertragbar</w:t>
       </w:r>
     </w:p>
     <w:p>
@@ -360,7 +360,7 @@
           <w:color w:val="5A7D3A"/>
           <w:sz w:val="18"/>
         </w:rPr>
-        <w:t>https://pubmed.ncbi.nlm.nih.gov/42902749/</w:t>
+        <w:t>https://pubmed.ncbi.nlm.nih.gov/42907877/</w:t>
       </w:r>
     </w:p>
     <w:p>
@@ -368,7 +368,7 @@
         <w:pStyle w:val="Heading2"/>
       </w:pPr>
       <w:r>
-        <w:t>Krebsversorgung in Deutschland: Inzidenz und Inanspruchnahme 2003-2016</w:t>
+        <w:t>Patientenreisen bei Kindern mit Chronischerkrankungen in Deutschland</w:t>
       </w:r>
     </w:p>
     <w:p>
@@ -378,12 +378,12 @@
           <w:color w:val="666666"/>
           <w:sz w:val="18"/>
         </w:rPr>
-        <w:t>Nowossadeck E et al.  ·  BMC Health Serv Res  ·  14.10.2026  ·  PMID 42902261</w:t>
+        <w:t>Herr CJ et al.  ·  Eur J Pediatr  ·  22.10.2026  ·  PMID 42907562</w:t>
       </w:r>
     </w:p>
     <w:p>
       <w:r>
-        <w:t>Analyse von deutschen Krebsregisterdaten und Versorgungsstatistiken zu Hospitalisierung und Rehabilitation (2003-2016).</w:t>
+        <w:t>Qualitative Studie mit 22 Fachkräften (7 Ärzte, 8 Therapeuten, 7 Sozialarbeiter) zur Erkundung von Perspektiven auf Versorgungspfade von Kindern mit chronischen Erkrankungen.</w:t>
       </w:r>
     </w:p>
     <w:p>
@@ -394,7 +394,7 @@
         <w:t xml:space="preserve">Ergebnis: </w:t>
       </w:r>
       <w:r>
-        <w:t>Krebsinzidenz 2003-2016: +9,6% Frauen, +7,0% Männer. Stationäre Fälle: -0,4% Frauen, +4,5% Männer. 2016: 2,46 stationäre Fälle pro Krebsneufall (Frauen), 2,72 (Männer). Rehabilitation pro 100 1-Jahr-Überlebende: Frauen 2003-2016 von 59,2 auf 57,2 gesunken, Männer von 50,8 auf 46,9.</w:t>
+        <w:t>Fünf Themen identifiziert: Versorgung wird als fragmentiert, schwer navigierbar und schlecht koordiniert wahrgenommen. Hauptbarrieren: lange Wartezeiten, unkare Versorgungspfade, begrenzte interprofessionelle Kommunikation. Besondere Schwierigkeiten bei sozioökonomischen Benachteiligungen und Sprachbarrieren. Empfehlung: bessere Systemkoordination und Erreichbarkeit.</w:t>
       </w:r>
     </w:p>
     <w:p>
@@ -409,7 +409,7 @@
         <w:rPr>
           <w:sz w:val="19"/>
         </w:rPr>
-        <w:t>Deutsche Routinedaten, Krebsregister und statistische Bundesämter</w:t>
+        <w:t>Deutsche Studie mit deutschen Daten und System</w:t>
       </w:r>
     </w:p>
     <w:p>
@@ -418,7 +418,7 @@
           <w:color w:val="5A7D3A"/>
           <w:sz w:val="18"/>
         </w:rPr>
-        <w:t>https://pubmed.ncbi.nlm.nih.gov/42902261/</w:t>
+        <w:t>https://pubmed.ncbi.nlm.nih.gov/42907562/</w:t>
       </w:r>
     </w:p>
     <w:sectPr>
